--- a/docu/DocumentacionProyecto_LuciaGarcia.docx
+++ b/docu/DocumentacionProyecto_LuciaGarcia.docx
@@ -541,29 +541,7 @@
                                 <w:sz w:val="32"/>
                                 <w:szCs w:val="32"/>
                               </w:rPr>
-                              <w:t>TUTOR</w:t>
-                            </w:r>
-                            <w:r>
-                              <w:rPr>
-                                <w:rFonts w:eastAsia="Aptos" w:hAnsi="Aptos" w:cs="Aptos"/>
-                                <w:b/>
-                                <w:bCs/>
-                                <w:color w:val="215E99" w:themeColor="text2" w:themeTint="BF"/>
-                                <w:sz w:val="32"/>
-                                <w:szCs w:val="32"/>
-                              </w:rPr>
-                              <w:t>Í</w:t>
-                            </w:r>
-                            <w:r>
-                              <w:rPr>
-                                <w:rFonts w:eastAsia="Aptos" w:hAnsi="Aptos" w:cs="Aptos"/>
-                                <w:b/>
-                                <w:bCs/>
-                                <w:color w:val="215E99" w:themeColor="text2" w:themeTint="BF"/>
-                                <w:sz w:val="32"/>
-                                <w:szCs w:val="32"/>
-                              </w:rPr>
-                              <w:t>A:</w:t>
+                              <w:t>TUTORÍA:</w:t>
                             </w:r>
                           </w:p>
                           <w:p>
@@ -598,18 +576,7 @@
                                 <w:sz w:val="32"/>
                                 <w:szCs w:val="32"/>
                               </w:rPr>
-                              <w:t xml:space="preserve"> </w:t>
-                            </w:r>
-                            <w:r>
-                              <w:rPr>
-                                <w:rFonts w:eastAsia="Aptos" w:hAnsi="Aptos" w:cs="Aptos"/>
-                                <w:b/>
-                                <w:bCs/>
-                                <w:color w:val="215E99" w:themeColor="text2" w:themeTint="BF"/>
-                                <w:sz w:val="32"/>
-                                <w:szCs w:val="32"/>
-                              </w:rPr>
-                              <w:t>Rudeiros</w:t>
+                              <w:t xml:space="preserve"> Rudeiros</w:t>
                             </w:r>
                           </w:p>
                           <w:p>
@@ -657,29 +624,7 @@
                                 <w:sz w:val="32"/>
                                 <w:szCs w:val="32"/>
                               </w:rPr>
-                              <w:t>&lt;&lt;Mes y a</w:t>
-                            </w:r>
-                            <w:r>
-                              <w:rPr>
-                                <w:rFonts w:eastAsia="Aptos" w:hAnsi="Aptos" w:cs="Aptos"/>
-                                <w:b/>
-                                <w:bCs/>
-                                <w:color w:val="215E99" w:themeColor="text2" w:themeTint="BF"/>
-                                <w:sz w:val="32"/>
-                                <w:szCs w:val="32"/>
-                              </w:rPr>
-                              <w:t>ñ</w:t>
-                            </w:r>
-                            <w:r>
-                              <w:rPr>
-                                <w:rFonts w:eastAsia="Aptos" w:hAnsi="Aptos" w:cs="Aptos"/>
-                                <w:b/>
-                                <w:bCs/>
-                                <w:color w:val="215E99" w:themeColor="text2" w:themeTint="BF"/>
-                                <w:sz w:val="32"/>
-                                <w:szCs w:val="32"/>
-                              </w:rPr>
-                              <w:t>o&gt;&gt;</w:t>
+                              <w:t>&lt;&lt;Mes y año&gt;&gt;</w:t>
                             </w:r>
                           </w:p>
                           <w:p>
@@ -815,29 +760,7 @@
                           <w:sz w:val="32"/>
                           <w:szCs w:val="32"/>
                         </w:rPr>
-                        <w:t>TUTOR</w:t>
-                      </w:r>
-                      <w:r>
-                        <w:rPr>
-                          <w:rFonts w:eastAsia="Aptos" w:hAnsi="Aptos" w:cs="Aptos"/>
-                          <w:b/>
-                          <w:bCs/>
-                          <w:color w:val="215E99" w:themeColor="text2" w:themeTint="BF"/>
-                          <w:sz w:val="32"/>
-                          <w:szCs w:val="32"/>
-                        </w:rPr>
-                        <w:t>Í</w:t>
-                      </w:r>
-                      <w:r>
-                        <w:rPr>
-                          <w:rFonts w:eastAsia="Aptos" w:hAnsi="Aptos" w:cs="Aptos"/>
-                          <w:b/>
-                          <w:bCs/>
-                          <w:color w:val="215E99" w:themeColor="text2" w:themeTint="BF"/>
-                          <w:sz w:val="32"/>
-                          <w:szCs w:val="32"/>
-                        </w:rPr>
-                        <w:t>A:</w:t>
+                        <w:t>TUTORÍA:</w:t>
                       </w:r>
                     </w:p>
                     <w:p>
@@ -872,18 +795,7 @@
                           <w:sz w:val="32"/>
                           <w:szCs w:val="32"/>
                         </w:rPr>
-                        <w:t xml:space="preserve"> </w:t>
-                      </w:r>
-                      <w:r>
-                        <w:rPr>
-                          <w:rFonts w:eastAsia="Aptos" w:hAnsi="Aptos" w:cs="Aptos"/>
-                          <w:b/>
-                          <w:bCs/>
-                          <w:color w:val="215E99" w:themeColor="text2" w:themeTint="BF"/>
-                          <w:sz w:val="32"/>
-                          <w:szCs w:val="32"/>
-                        </w:rPr>
-                        <w:t>Rudeiros</w:t>
+                        <w:t xml:space="preserve"> Rudeiros</w:t>
                       </w:r>
                     </w:p>
                     <w:p>
@@ -931,29 +843,7 @@
                           <w:sz w:val="32"/>
                           <w:szCs w:val="32"/>
                         </w:rPr>
-                        <w:t>&lt;&lt;Mes y a</w:t>
-                      </w:r>
-                      <w:r>
-                        <w:rPr>
-                          <w:rFonts w:eastAsia="Aptos" w:hAnsi="Aptos" w:cs="Aptos"/>
-                          <w:b/>
-                          <w:bCs/>
-                          <w:color w:val="215E99" w:themeColor="text2" w:themeTint="BF"/>
-                          <w:sz w:val="32"/>
-                          <w:szCs w:val="32"/>
-                        </w:rPr>
-                        <w:t>ñ</w:t>
-                      </w:r>
-                      <w:r>
-                        <w:rPr>
-                          <w:rFonts w:eastAsia="Aptos" w:hAnsi="Aptos" w:cs="Aptos"/>
-                          <w:b/>
-                          <w:bCs/>
-                          <w:color w:val="215E99" w:themeColor="text2" w:themeTint="BF"/>
-                          <w:sz w:val="32"/>
-                          <w:szCs w:val="32"/>
-                        </w:rPr>
-                        <w:t>o&gt;&gt;</w:t>
+                        <w:t>&lt;&lt;Mes y año&gt;&gt;</w:t>
                       </w:r>
                     </w:p>
                     <w:p>
@@ -1223,17 +1113,7 @@
                                 <w:szCs w:val="44"/>
                                 <w:lang w:val="en-US"/>
                               </w:rPr>
-                              <w:t xml:space="preserve">Desarrollo de </w:t>
-                            </w:r>
-                            <w:r>
-                              <w:rPr>
-                                <w:rFonts w:eastAsia="Aptos" w:hAnsi="Aptos" w:cs="Aptos"/>
-                                <w:color w:val="215E99" w:themeColor="text2" w:themeTint="BF"/>
-                                <w:sz w:val="44"/>
-                                <w:szCs w:val="44"/>
-                                <w:lang w:val="en-US"/>
-                              </w:rPr>
-                              <w:t>Aplicaciones Multiplataforma</w:t>
+                              <w:t>Desarrollo de Aplicaciones Multiplataforma</w:t>
                             </w:r>
                           </w:p>
                         </w:txbxContent>
@@ -1280,17 +1160,7 @@
                           <w:szCs w:val="44"/>
                           <w:lang w:val="en-US"/>
                         </w:rPr>
-                        <w:t xml:space="preserve">Desarrollo de </w:t>
-                      </w:r>
-                      <w:r>
-                        <w:rPr>
-                          <w:rFonts w:eastAsia="Aptos" w:hAnsi="Aptos" w:cs="Aptos"/>
-                          <w:color w:val="215E99" w:themeColor="text2" w:themeTint="BF"/>
-                          <w:sz w:val="44"/>
-                          <w:szCs w:val="44"/>
-                          <w:lang w:val="en-US"/>
-                        </w:rPr>
-                        <w:t>Aplicaciones Multiplataforma</w:t>
+                        <w:t>Desarrollo de Aplicaciones Multiplataforma</w:t>
                       </w:r>
                     </w:p>
                   </w:txbxContent>
@@ -1306,7 +1176,7 @@
           <w:lang w:eastAsia="es-VE"/>
         </w:rPr>
         <w:drawing>
-          <wp:inline distT="0" distB="0" distL="0" distR="0" wp14:anchorId="17D088BD" wp14:editId="02C902B9">
+          <wp:inline distT="0" distB="0" distL="0" distR="0" wp14:anchorId="17D088BD" wp14:editId="68E409A4">
             <wp:extent cx="7556500" cy="10599420"/>
             <wp:effectExtent l="0" t="0" r="6350" b="0"/>
             <wp:docPr id="2" name="Imagen 2" descr="D:\servicios forobeta posts\diseño grafico\CLIENTES\Feelmusic - 05.11.18\archivos\11\11.jpg"/>
@@ -5435,8 +5305,8 @@
           <w:noProof/>
         </w:rPr>
         <w:drawing>
-          <wp:inline distT="0" distB="0" distL="0" distR="0" wp14:anchorId="35D5DFF3" wp14:editId="1A41C2DB">
-            <wp:extent cx="3184181" cy="5701914"/>
+          <wp:inline distT="0" distB="0" distL="0" distR="0" wp14:anchorId="35D5DFF3" wp14:editId="7D275490">
+            <wp:extent cx="3374265" cy="3067849"/>
             <wp:effectExtent l="0" t="0" r="0" b="0"/>
             <wp:docPr id="1872909669" name="Imagen 1"/>
             <wp:cNvGraphicFramePr>
@@ -5450,7 +5320,7 @@
                     <pic:cNvPicPr/>
                   </pic:nvPicPr>
                   <pic:blipFill>
-                    <a:blip r:embed="rId15">
+                    <a:blip r:embed="rId15" cstate="print">
                       <a:extLst>
                         <a:ext uri="{28A0092B-C50C-407E-A947-70E740481C1C}">
                           <a14:useLocalDpi xmlns:a14="http://schemas.microsoft.com/office/drawing/2010/main" val="0"/>
@@ -5464,7 +5334,7 @@
                   <pic:spPr>
                     <a:xfrm>
                       <a:off x="0" y="0"/>
-                      <a:ext cx="3275466" cy="5865379"/>
+                      <a:ext cx="3376345" cy="3069740"/>
                     </a:xfrm>
                     <a:prstGeom prst="rect">
                       <a:avLst/>
@@ -5505,7 +5375,7 @@
         <w:fldChar w:fldCharType="end"/>
       </w:r>
       <w:r>
-        <w:t>. Imagen01 no disponible</w:t>
+        <w:t xml:space="preserve">. Imagen01 </w:t>
       </w:r>
       <w:bookmarkEnd w:id="14"/>
     </w:p>
@@ -5627,6 +5497,7 @@
     </w:p>
     <w:p>
       <w:r>
+        <w:lastRenderedPageBreak/>
         <w:t>Gestionar grupos</w:t>
       </w:r>
       <w:r>
@@ -5931,6 +5802,7 @@
         <w:rPr>
           <w:noProof/>
         </w:rPr>
+        <w:lastRenderedPageBreak/>
         <w:drawing>
           <wp:inline distT="0" distB="0" distL="0" distR="0" wp14:anchorId="12C0682D" wp14:editId="745E48EF">
             <wp:extent cx="4611863" cy="3020096"/>
@@ -6002,7 +5874,7 @@
         <w:fldChar w:fldCharType="end"/>
       </w:r>
       <w:r>
-        <w:t>. Imagen03 no disponible</w:t>
+        <w:t xml:space="preserve">. Imagen03 </w:t>
       </w:r>
       <w:bookmarkEnd w:id="21"/>
     </w:p>
@@ -6033,6 +5905,9 @@
         <w:t xml:space="preserve">    </w:t>
       </w:r>
       <w:r>
+        <w:rPr>
+          <w:noProof/>
+        </w:rPr>
         <w:drawing>
           <wp:inline distT="0" distB="0" distL="0" distR="0" wp14:anchorId="118DC391" wp14:editId="472910E3">
             <wp:extent cx="1511181" cy="3267278"/>
@@ -6070,6 +5945,9 @@
         </w:drawing>
       </w:r>
       <w:r>
+        <w:rPr>
+          <w:noProof/>
+        </w:rPr>
         <w:drawing>
           <wp:inline distT="0" distB="0" distL="0" distR="0" wp14:anchorId="2B0D5F11" wp14:editId="054CBD02">
             <wp:extent cx="1383058" cy="3263392"/>
@@ -6110,6 +5988,9 @@
         <w:t xml:space="preserve">   </w:t>
       </w:r>
       <w:r>
+        <w:rPr>
+          <w:noProof/>
+        </w:rPr>
         <w:drawing>
           <wp:inline distT="0" distB="0" distL="0" distR="0" wp14:anchorId="3F5CC651" wp14:editId="4441F912">
             <wp:extent cx="1448873" cy="3282355"/>
@@ -6150,6 +6031,9 @@
         <w:t xml:space="preserve">  </w:t>
       </w:r>
       <w:r>
+        <w:rPr>
+          <w:noProof/>
+        </w:rPr>
         <w:drawing>
           <wp:inline distT="0" distB="0" distL="0" distR="0" wp14:anchorId="184744AF" wp14:editId="5E2B6CDA">
             <wp:extent cx="1358721" cy="3265065"/>
@@ -6190,6 +6074,10 @@
     <w:p/>
     <w:p>
       <w:r>
+        <w:rPr>
+          <w:noProof/>
+        </w:rPr>
+        <w:lastRenderedPageBreak/>
         <w:drawing>
           <wp:inline distT="0" distB="0" distL="0" distR="0" wp14:anchorId="0498B277" wp14:editId="71032F1B">
             <wp:extent cx="1432193" cy="3257336"/>
@@ -6230,6 +6118,9 @@
         <w:t xml:space="preserve"> </w:t>
       </w:r>
       <w:r>
+        <w:rPr>
+          <w:noProof/>
+        </w:rPr>
         <w:drawing>
           <wp:inline distT="0" distB="0" distL="0" distR="0" wp14:anchorId="2481CA45" wp14:editId="22399229">
             <wp:extent cx="1423035" cy="3240472"/>
@@ -6270,6 +6161,9 @@
         <w:t xml:space="preserve">   </w:t>
       </w:r>
       <w:r>
+        <w:rPr>
+          <w:noProof/>
+        </w:rPr>
         <w:drawing>
           <wp:inline distT="0" distB="0" distL="0" distR="0" wp14:anchorId="5C448AF5" wp14:editId="4C93C9EC">
             <wp:extent cx="1499368" cy="3229408"/>
@@ -6310,6 +6204,9 @@
         <w:t xml:space="preserve"> </w:t>
       </w:r>
       <w:r>
+        <w:rPr>
+          <w:noProof/>
+        </w:rPr>
         <w:drawing>
           <wp:inline distT="0" distB="0" distL="0" distR="0" wp14:anchorId="0E2A9438" wp14:editId="1284ED6E">
             <wp:extent cx="1435995" cy="3265324"/>
@@ -6430,6 +6327,7 @@
       </w:pPr>
       <w:bookmarkStart w:id="24" w:name="_Toc210125383"/>
       <w:r>
+        <w:lastRenderedPageBreak/>
         <w:t>PLAN DE PRUEBAS</w:t>
       </w:r>
       <w:bookmarkEnd w:id="24"/>
@@ -6928,7 +6826,6 @@
       </w:pPr>
       <w:bookmarkStart w:id="70" w:name="_Toc210125405"/>
       <w:r>
-        <w:lastRenderedPageBreak/>
         <w:t>MANUAL DE USUARIO</w:t>
       </w:r>
       <w:bookmarkEnd w:id="70"/>
@@ -6948,6 +6845,7 @@
       </w:pPr>
       <w:bookmarkStart w:id="71" w:name="_Toc210125406"/>
       <w:r>
+        <w:lastRenderedPageBreak/>
         <w:t>WEBGRAFÍA Y FUENTES DE INFORMACIÓN</w:t>
       </w:r>
       <w:bookmarkEnd w:id="71"/>
@@ -8146,6 +8044,7 @@
   <w:style w:type="character" w:default="1" w:styleId="Fuentedeprrafopredeter">
     <w:name w:val="Default Paragraph Font"/>
     <w:uiPriority w:val="1"/>
+    <w:semiHidden/>
     <w:unhideWhenUsed/>
   </w:style>
   <w:style w:type="table" w:default="1" w:styleId="Tablanormal">

--- a/docu/DocumentacionProyecto_LuciaGarcia.docx
+++ b/docu/DocumentacionProyecto_LuciaGarcia.docx
@@ -1176,7 +1176,7 @@
           <w:lang w:eastAsia="es-VE"/>
         </w:rPr>
         <w:drawing>
-          <wp:inline distT="0" distB="0" distL="0" distR="0" wp14:anchorId="17D088BD" wp14:editId="68E409A4">
+          <wp:inline distT="0" distB="0" distL="0" distR="0" wp14:anchorId="17D088BD" wp14:editId="14F8C375">
             <wp:extent cx="7556500" cy="10599420"/>
             <wp:effectExtent l="0" t="0" r="6350" b="0"/>
             <wp:docPr id="2" name="Imagen 2" descr="D:\servicios forobeta posts\diseño grafico\CLIENTES\Feelmusic - 05.11.18\archivos\11\11.jpg"/>
@@ -5305,7 +5305,7 @@
           <w:noProof/>
         </w:rPr>
         <w:drawing>
-          <wp:inline distT="0" distB="0" distL="0" distR="0" wp14:anchorId="35D5DFF3" wp14:editId="7D275490">
+          <wp:inline distT="0" distB="0" distL="0" distR="0" wp14:anchorId="35D5DFF3" wp14:editId="0499A26C">
             <wp:extent cx="3374265" cy="3067849"/>
             <wp:effectExtent l="0" t="0" r="0" b="0"/>
             <wp:docPr id="1872909669" name="Imagen 1"/>
@@ -5764,6 +5764,12 @@
     <w:p/>
     <w:p/>
     <w:p/>
+    <w:p/>
+    <w:p/>
+    <w:p/>
+    <w:p/>
+    <w:p/>
+    <w:p/>
     <w:p>
       <w:pPr>
         <w:pStyle w:val="Ttulo2"/>
@@ -5774,6 +5780,7 @@
       </w:pPr>
       <w:bookmarkStart w:id="20" w:name="_Toc210125380"/>
       <w:r>
+        <w:lastRenderedPageBreak/>
         <w:t>DIAGRAMA DE CLASES</w:t>
       </w:r>
       <w:bookmarkEnd w:id="20"/>
@@ -5802,7 +5809,6 @@
         <w:rPr>
           <w:noProof/>
         </w:rPr>
-        <w:lastRenderedPageBreak/>
         <w:drawing>
           <wp:inline distT="0" distB="0" distL="0" distR="0" wp14:anchorId="12C0682D" wp14:editId="745E48EF">
             <wp:extent cx="4611863" cy="3020096"/>
@@ -5878,6 +5884,7 @@
       </w:r>
       <w:bookmarkEnd w:id="21"/>
     </w:p>
+    <w:p/>
     <w:p>
       <w:pPr>
         <w:pStyle w:val="Ttulo2"/>
@@ -5901,6 +5908,112 @@
       </w:r>
     </w:p>
     <w:p>
+      <w:r>
+        <w:rPr>
+          <w:noProof/>
+        </w:rPr>
+        <mc:AlternateContent>
+          <mc:Choice Requires="wps">
+            <w:drawing>
+              <wp:anchor distT="45720" distB="45720" distL="114300" distR="114300" simplePos="0" relativeHeight="251665408" behindDoc="0" locked="0" layoutInCell="1" allowOverlap="1" wp14:anchorId="2A351643" wp14:editId="3CAC1B7E">
+                <wp:simplePos x="0" y="0"/>
+                <wp:positionH relativeFrom="margin">
+                  <wp:posOffset>3487420</wp:posOffset>
+                </wp:positionH>
+                <wp:positionV relativeFrom="paragraph">
+                  <wp:posOffset>609600</wp:posOffset>
+                </wp:positionV>
+                <wp:extent cx="2658110" cy="2023110"/>
+                <wp:effectExtent l="0" t="0" r="0" b="0"/>
+                <wp:wrapSquare wrapText="bothSides"/>
+                <wp:docPr id="217" name="Cuadro de texto 2"/>
+                <wp:cNvGraphicFramePr>
+                  <a:graphicFrameLocks xmlns:a="http://schemas.openxmlformats.org/drawingml/2006/main"/>
+                </wp:cNvGraphicFramePr>
+                <a:graphic xmlns:a="http://schemas.openxmlformats.org/drawingml/2006/main">
+                  <a:graphicData uri="http://schemas.microsoft.com/office/word/2010/wordprocessingShape">
+                    <wps:wsp>
+                      <wps:cNvSpPr txBox="1">
+                        <a:spLocks noChangeArrowheads="1"/>
+                      </wps:cNvSpPr>
+                      <wps:spPr bwMode="auto">
+                        <a:xfrm>
+                          <a:off x="0" y="0"/>
+                          <a:ext cx="2658110" cy="2023110"/>
+                        </a:xfrm>
+                        <a:prstGeom prst="rect">
+                          <a:avLst/>
+                        </a:prstGeom>
+                        <a:noFill/>
+                        <a:ln w="9525">
+                          <a:noFill/>
+                          <a:miter lim="800000"/>
+                          <a:headEnd/>
+                          <a:tailEnd/>
+                        </a:ln>
+                      </wps:spPr>
+                      <wps:txbx>
+                        <w:txbxContent>
+                          <w:p>
+                            <w:r>
+                              <w:t>En esta interfaz, el estudiante introduce sus credenciales para acceder a su panel personal.</w:t>
+                            </w:r>
+                            <w:r>
+                              <w:br/>
+                              <w:t xml:space="preserve">Una vez dentro, puede consultar la información sobre su empresa asignada, su tutor en la empresa y su profesor coordinador, </w:t>
+                            </w:r>
+                            <w:r>
+                              <w:t xml:space="preserve">su seguimiento dentro de la empresa, </w:t>
+                            </w:r>
+                            <w:r>
+                              <w:t>además de subir la documentación requerida durante el periodo de prácticas.</w:t>
+                            </w:r>
+                          </w:p>
+                        </w:txbxContent>
+                      </wps:txbx>
+                      <wps:bodyPr rot="0" vert="horz" wrap="square" lIns="91440" tIns="45720" rIns="91440" bIns="45720" anchor="t" anchorCtr="0">
+                        <a:noAutofit/>
+                      </wps:bodyPr>
+                    </wps:wsp>
+                  </a:graphicData>
+                </a:graphic>
+                <wp14:sizeRelH relativeFrom="margin">
+                  <wp14:pctWidth>0</wp14:pctWidth>
+                </wp14:sizeRelH>
+                <wp14:sizeRelV relativeFrom="margin">
+                  <wp14:pctHeight>0</wp14:pctHeight>
+                </wp14:sizeRelV>
+              </wp:anchor>
+            </w:drawing>
+          </mc:Choice>
+          <mc:Fallback>
+            <w:pict>
+              <v:shape w14:anchorId="2A351643" id="Cuadro de texto 2" o:spid="_x0000_s1031" type="#_x0000_t202" style="position:absolute;margin-left:274.6pt;margin-top:48pt;width:209.3pt;height:159.3pt;z-index:251665408;visibility:visible;mso-wrap-style:square;mso-width-percent:0;mso-height-percent:0;mso-wrap-distance-left:9pt;mso-wrap-distance-top:3.6pt;mso-wrap-distance-right:9pt;mso-wrap-distance-bottom:3.6pt;mso-position-horizontal:absolute;mso-position-horizontal-relative:margin;mso-position-vertical:absolute;mso-position-vertical-relative:text;mso-width-percent:0;mso-height-percent:0;mso-width-relative:margin;mso-height-relative:margin;v-text-anchor:top" o:gfxdata="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" filled="f" stroked="f">
+                <v:textbox>
+                  <w:txbxContent>
+                    <w:p>
+                      <w:r>
+                        <w:t>En esta interfaz, el estudiante introduce sus credenciales para acceder a su panel personal.</w:t>
+                      </w:r>
+                      <w:r>
+                        <w:br/>
+                        <w:t xml:space="preserve">Una vez dentro, puede consultar la información sobre su empresa asignada, su tutor en la empresa y su profesor coordinador, </w:t>
+                      </w:r>
+                      <w:r>
+                        <w:t xml:space="preserve">su seguimiento dentro de la empresa, </w:t>
+                      </w:r>
+                      <w:r>
+                        <w:t>además de subir la documentación requerida durante el periodo de prácticas.</w:t>
+                      </w:r>
+                    </w:p>
+                  </w:txbxContent>
+                </v:textbox>
+                <w10:wrap type="square" anchorx="margin"/>
+              </v:shape>
+            </w:pict>
+          </mc:Fallback>
+        </mc:AlternateContent>
+      </w:r>
       <w:r>
         <w:t xml:space="preserve">    </w:t>
       </w:r>
@@ -5984,6 +6097,133 @@
           </wp:inline>
         </w:drawing>
       </w:r>
+    </w:p>
+    <w:p>
+      <w:r>
+        <w:rPr>
+          <w:noProof/>
+        </w:rPr>
+        <w:lastRenderedPageBreak/>
+        <mc:AlternateContent>
+          <mc:Choice Requires="wps">
+            <w:drawing>
+              <wp:anchor distT="45720" distB="45720" distL="114300" distR="114300" simplePos="0" relativeHeight="251667456" behindDoc="0" locked="0" layoutInCell="1" allowOverlap="1" wp14:anchorId="324DA13B" wp14:editId="1F0CC7B2">
+                <wp:simplePos x="0" y="0"/>
+                <wp:positionH relativeFrom="column">
+                  <wp:posOffset>3325918</wp:posOffset>
+                </wp:positionH>
+                <wp:positionV relativeFrom="paragraph">
+                  <wp:posOffset>563880</wp:posOffset>
+                </wp:positionV>
+                <wp:extent cx="2360930" cy="1404620"/>
+                <wp:effectExtent l="0" t="0" r="0" b="0"/>
+                <wp:wrapSquare wrapText="bothSides"/>
+                <wp:docPr id="1491327714" name="Cuadro de texto 2"/>
+                <wp:cNvGraphicFramePr>
+                  <a:graphicFrameLocks xmlns:a="http://schemas.openxmlformats.org/drawingml/2006/main"/>
+                </wp:cNvGraphicFramePr>
+                <a:graphic xmlns:a="http://schemas.openxmlformats.org/drawingml/2006/main">
+                  <a:graphicData uri="http://schemas.microsoft.com/office/word/2010/wordprocessingShape">
+                    <wps:wsp>
+                      <wps:cNvSpPr txBox="1">
+                        <a:spLocks noChangeArrowheads="1"/>
+                      </wps:cNvSpPr>
+                      <wps:spPr bwMode="auto">
+                        <a:xfrm>
+                          <a:off x="0" y="0"/>
+                          <a:ext cx="2360930" cy="1404620"/>
+                        </a:xfrm>
+                        <a:prstGeom prst="rect">
+                          <a:avLst/>
+                        </a:prstGeom>
+                        <a:noFill/>
+                        <a:ln w="9525">
+                          <a:noFill/>
+                          <a:miter lim="800000"/>
+                          <a:headEnd/>
+                          <a:tailEnd/>
+                        </a:ln>
+                      </wps:spPr>
+                      <wps:txbx>
+                        <w:txbxContent>
+                          <w:p>
+                            <w:r>
+                              <w:t>En esta pantalla, el administrador introduce sus credenciales para acceder al panel principal del sistema.</w:t>
+                            </w:r>
+                            <w:r>
+                              <w:br/>
+                              <w:t xml:space="preserve">Tras iniciar sesión correctamente, puede gestionar los usuarios, las empresas colaboradoras, los grupos, las </w:t>
+                            </w:r>
+                            <w:r>
+                              <w:t>formaciones</w:t>
+                            </w:r>
+                            <w:r>
+                              <w:t>,</w:t>
+                            </w:r>
+                            <w:r>
+                              <w:t xml:space="preserve"> los</w:t>
+                            </w:r>
+                            <w:r>
+                              <w:t xml:space="preserve"> periodos de prácticas</w:t>
+                            </w:r>
+                            <w:r>
+                              <w:t xml:space="preserve"> y los documentos requeridos.</w:t>
+                            </w:r>
+                          </w:p>
+                        </w:txbxContent>
+                      </wps:txbx>
+                      <wps:bodyPr rot="0" vert="horz" wrap="square" lIns="91440" tIns="45720" rIns="91440" bIns="45720" anchor="t" anchorCtr="0">
+                        <a:spAutoFit/>
+                      </wps:bodyPr>
+                    </wps:wsp>
+                  </a:graphicData>
+                </a:graphic>
+                <wp14:sizeRelH relativeFrom="margin">
+                  <wp14:pctWidth>40000</wp14:pctWidth>
+                </wp14:sizeRelH>
+                <wp14:sizeRelV relativeFrom="margin">
+                  <wp14:pctHeight>20000</wp14:pctHeight>
+                </wp14:sizeRelV>
+              </wp:anchor>
+            </w:drawing>
+          </mc:Choice>
+          <mc:Fallback>
+            <w:pict>
+              <v:shape w14:anchorId="324DA13B" id="_x0000_s1032" type="#_x0000_t202" style="position:absolute;margin-left:261.9pt;margin-top:44.4pt;width:185.9pt;height:110.6pt;z-index:251667456;visibility:visible;mso-wrap-style:square;mso-width-percent:400;mso-height-percent:200;mso-wrap-distance-left:9pt;mso-wrap-distance-top:3.6pt;mso-wrap-distance-right:9pt;mso-wrap-distance-bottom:3.6pt;mso-position-horizontal:absolute;mso-position-horizontal-relative:text;mso-position-vertical:absolute;mso-position-vertical-relative:text;mso-width-percent:400;mso-height-percent:200;mso-width-relative:margin;mso-height-relative:margin;v-text-anchor:top" o:gfxdata="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" filled="f" stroked="f">
+                <v:textbox style="mso-fit-shape-to-text:t">
+                  <w:txbxContent>
+                    <w:p>
+                      <w:r>
+                        <w:t>En esta pantalla, el administrador introduce sus credenciales para acceder al panel principal del sistema.</w:t>
+                      </w:r>
+                      <w:r>
+                        <w:br/>
+                        <w:t xml:space="preserve">Tras iniciar sesión correctamente, puede gestionar los usuarios, las empresas colaboradoras, los grupos, las </w:t>
+                      </w:r>
+                      <w:r>
+                        <w:t>formaciones</w:t>
+                      </w:r>
+                      <w:r>
+                        <w:t>,</w:t>
+                      </w:r>
+                      <w:r>
+                        <w:t xml:space="preserve"> los</w:t>
+                      </w:r>
+                      <w:r>
+                        <w:t xml:space="preserve"> periodos de prácticas</w:t>
+                      </w:r>
+                      <w:r>
+                        <w:t xml:space="preserve"> y los documentos requeridos.</w:t>
+                      </w:r>
+                    </w:p>
+                  </w:txbxContent>
+                </v:textbox>
+                <w10:wrap type="square"/>
+              </v:shape>
+            </w:pict>
+          </mc:Fallback>
+        </mc:AlternateContent>
+      </w:r>
       <w:r>
         <w:t xml:space="preserve">   </w:t>
       </w:r>
@@ -6035,7 +6275,7 @@
           <w:noProof/>
         </w:rPr>
         <w:drawing>
-          <wp:inline distT="0" distB="0" distL="0" distR="0" wp14:anchorId="184744AF" wp14:editId="5E2B6CDA">
+          <wp:inline distT="0" distB="0" distL="0" distR="0" wp14:anchorId="2A25C754" wp14:editId="065CB358">
             <wp:extent cx="1358721" cy="3265065"/>
             <wp:effectExtent l="0" t="0" r="0" b="0"/>
             <wp:docPr id="614127940" name="Imagen 1" descr="Interfaz de usuario gráfica, Aplicación&#10;&#10;El contenido generado por IA puede ser incorrecto."/>
@@ -6070,14 +6310,145 @@
           </wp:inline>
         </w:drawing>
       </w:r>
-    </w:p>
+      <w:r>
+        <w:t xml:space="preserve">   </w:t>
+      </w:r>
+    </w:p>
+    <w:p/>
     <w:p/>
     <w:p>
       <w:r>
         <w:rPr>
           <w:noProof/>
         </w:rPr>
-        <w:lastRenderedPageBreak/>
+        <mc:AlternateContent>
+          <mc:Choice Requires="wps">
+            <w:drawing>
+              <wp:anchor distT="45720" distB="45720" distL="114300" distR="114300" simplePos="0" relativeHeight="251669504" behindDoc="0" locked="0" layoutInCell="1" allowOverlap="1" wp14:anchorId="19D8D21A" wp14:editId="09B25713">
+                <wp:simplePos x="0" y="0"/>
+                <wp:positionH relativeFrom="margin">
+                  <wp:posOffset>3418205</wp:posOffset>
+                </wp:positionH>
+                <wp:positionV relativeFrom="paragraph">
+                  <wp:posOffset>770043</wp:posOffset>
+                </wp:positionV>
+                <wp:extent cx="2360930" cy="1404620"/>
+                <wp:effectExtent l="0" t="0" r="0" b="0"/>
+                <wp:wrapSquare wrapText="bothSides"/>
+                <wp:docPr id="145743380" name="Cuadro de texto 2"/>
+                <wp:cNvGraphicFramePr>
+                  <a:graphicFrameLocks xmlns:a="http://schemas.openxmlformats.org/drawingml/2006/main"/>
+                </wp:cNvGraphicFramePr>
+                <a:graphic xmlns:a="http://schemas.openxmlformats.org/drawingml/2006/main">
+                  <a:graphicData uri="http://schemas.microsoft.com/office/word/2010/wordprocessingShape">
+                    <wps:wsp>
+                      <wps:cNvSpPr txBox="1">
+                        <a:spLocks noChangeArrowheads="1"/>
+                      </wps:cNvSpPr>
+                      <wps:spPr bwMode="auto">
+                        <a:xfrm>
+                          <a:off x="0" y="0"/>
+                          <a:ext cx="2360930" cy="1404620"/>
+                        </a:xfrm>
+                        <a:prstGeom prst="rect">
+                          <a:avLst/>
+                        </a:prstGeom>
+                        <a:noFill/>
+                        <a:ln w="9525">
+                          <a:noFill/>
+                          <a:miter lim="800000"/>
+                          <a:headEnd/>
+                          <a:tailEnd/>
+                        </a:ln>
+                      </wps:spPr>
+                      <wps:txbx>
+                        <w:txbxContent>
+                          <w:p>
+                            <w:r>
+                              <w:t xml:space="preserve">La pantalla de </w:t>
+                            </w:r>
+                            <w:proofErr w:type="spellStart"/>
+                            <w:r>
+                              <w:t>login</w:t>
+                            </w:r>
+                            <w:proofErr w:type="spellEnd"/>
+                            <w:r>
+                              <w:t xml:space="preserve"> del profesorado permite acceder al sistema mediante sus credenciales personales.</w:t>
+                            </w:r>
+                            <w:r>
+                              <w:br/>
+                              <w:t>Una vez dentro, el profesor puede consultar los grupos asignados, gestionar a los estudiantes en prácticas</w:t>
+                            </w:r>
+                            <w:r>
+                              <w:t>, ver las empresas</w:t>
+                            </w:r>
+                            <w:r>
+                              <w:t xml:space="preserve"> asignadas y </w:t>
+                            </w:r>
+                            <w:r>
+                              <w:t>subir la documentación asociada al seguimiento de la formación en empresa.</w:t>
+                            </w:r>
+                          </w:p>
+                        </w:txbxContent>
+                      </wps:txbx>
+                      <wps:bodyPr rot="0" vert="horz" wrap="square" lIns="91440" tIns="45720" rIns="91440" bIns="45720" anchor="t" anchorCtr="0">
+                        <a:spAutoFit/>
+                      </wps:bodyPr>
+                    </wps:wsp>
+                  </a:graphicData>
+                </a:graphic>
+                <wp14:sizeRelH relativeFrom="margin">
+                  <wp14:pctWidth>40000</wp14:pctWidth>
+                </wp14:sizeRelH>
+                <wp14:sizeRelV relativeFrom="margin">
+                  <wp14:pctHeight>20000</wp14:pctHeight>
+                </wp14:sizeRelV>
+              </wp:anchor>
+            </w:drawing>
+          </mc:Choice>
+          <mc:Fallback>
+            <w:pict>
+              <v:shape w14:anchorId="19D8D21A" id="_x0000_s1033" type="#_x0000_t202" style="position:absolute;margin-left:269.15pt;margin-top:60.65pt;width:185.9pt;height:110.6pt;z-index:251669504;visibility:visible;mso-wrap-style:square;mso-width-percent:400;mso-height-percent:200;mso-wrap-distance-left:9pt;mso-wrap-distance-top:3.6pt;mso-wrap-distance-right:9pt;mso-wrap-distance-bottom:3.6pt;mso-position-horizontal:absolute;mso-position-horizontal-relative:margin;mso-position-vertical:absolute;mso-position-vertical-relative:text;mso-width-percent:400;mso-height-percent:200;mso-width-relative:margin;mso-height-relative:margin;v-text-anchor:top" o:gfxdata="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" filled="f" stroked="f">
+                <v:textbox style="mso-fit-shape-to-text:t">
+                  <w:txbxContent>
+                    <w:p>
+                      <w:r>
+                        <w:t xml:space="preserve">La pantalla de </w:t>
+                      </w:r>
+                      <w:proofErr w:type="spellStart"/>
+                      <w:r>
+                        <w:t>login</w:t>
+                      </w:r>
+                      <w:proofErr w:type="spellEnd"/>
+                      <w:r>
+                        <w:t xml:space="preserve"> del profesorado permite acceder al sistema mediante sus credenciales personales.</w:t>
+                      </w:r>
+                      <w:r>
+                        <w:br/>
+                        <w:t>Una vez dentro, el profesor puede consultar los grupos asignados, gestionar a los estudiantes en prácticas</w:t>
+                      </w:r>
+                      <w:r>
+                        <w:t>, ver las empresas</w:t>
+                      </w:r>
+                      <w:r>
+                        <w:t xml:space="preserve"> asignadas y </w:t>
+                      </w:r>
+                      <w:r>
+                        <w:t>subir la documentación asociada al seguimiento de la formación en empresa.</w:t>
+                      </w:r>
+                    </w:p>
+                  </w:txbxContent>
+                </v:textbox>
+                <w10:wrap type="square" anchorx="margin"/>
+              </v:shape>
+            </w:pict>
+          </mc:Fallback>
+        </mc:AlternateContent>
+      </w:r>
+      <w:r>
+        <w:rPr>
+          <w:noProof/>
+        </w:rPr>
         <w:drawing>
           <wp:inline distT="0" distB="0" distL="0" distR="0" wp14:anchorId="0498B277" wp14:editId="71032F1B">
             <wp:extent cx="1432193" cy="3257336"/>
@@ -6158,7 +6529,113 @@
         </w:drawing>
       </w:r>
       <w:r>
-        <w:t xml:space="preserve">   </w:t>
+        <w:t xml:space="preserve"> </w:t>
+      </w:r>
+    </w:p>
+    <w:p>
+      <w:r>
+        <w:rPr>
+          <w:noProof/>
+        </w:rPr>
+        <w:lastRenderedPageBreak/>
+        <mc:AlternateContent>
+          <mc:Choice Requires="wps">
+            <w:drawing>
+              <wp:anchor distT="45720" distB="45720" distL="114300" distR="114300" simplePos="0" relativeHeight="251671552" behindDoc="0" locked="0" layoutInCell="1" allowOverlap="1" wp14:anchorId="2776DF1E" wp14:editId="595D2668">
+                <wp:simplePos x="0" y="0"/>
+                <wp:positionH relativeFrom="column">
+                  <wp:posOffset>3359785</wp:posOffset>
+                </wp:positionH>
+                <wp:positionV relativeFrom="paragraph">
+                  <wp:posOffset>589280</wp:posOffset>
+                </wp:positionV>
+                <wp:extent cx="2360930" cy="1404620"/>
+                <wp:effectExtent l="0" t="0" r="0" b="0"/>
+                <wp:wrapSquare wrapText="bothSides"/>
+                <wp:docPr id="1521112086" name="Cuadro de texto 2"/>
+                <wp:cNvGraphicFramePr>
+                  <a:graphicFrameLocks xmlns:a="http://schemas.openxmlformats.org/drawingml/2006/main"/>
+                </wp:cNvGraphicFramePr>
+                <a:graphic xmlns:a="http://schemas.openxmlformats.org/drawingml/2006/main">
+                  <a:graphicData uri="http://schemas.microsoft.com/office/word/2010/wordprocessingShape">
+                    <wps:wsp>
+                      <wps:cNvSpPr txBox="1">
+                        <a:spLocks noChangeArrowheads="1"/>
+                      </wps:cNvSpPr>
+                      <wps:spPr bwMode="auto">
+                        <a:xfrm>
+                          <a:off x="0" y="0"/>
+                          <a:ext cx="2360930" cy="1404620"/>
+                        </a:xfrm>
+                        <a:prstGeom prst="rect">
+                          <a:avLst/>
+                        </a:prstGeom>
+                        <a:noFill/>
+                        <a:ln w="9525">
+                          <a:noFill/>
+                          <a:miter lim="800000"/>
+                          <a:headEnd/>
+                          <a:tailEnd/>
+                        </a:ln>
+                      </wps:spPr>
+                      <wps:txbx>
+                        <w:txbxContent>
+                          <w:p>
+                            <w:r>
+                              <w:t>En esta pantalla, el tutor de empresa accede al sistema con su usuario y contraseña para gestionar la información de los estudiantes que realiza prácticas en su empresa.</w:t>
+                            </w:r>
+                            <w:r>
+                              <w:br/>
+                              <w:t xml:space="preserve">Desde su panel podrá subir documentos, añadir evaluaciones y </w:t>
+                            </w:r>
+                            <w:r>
+                              <w:t>ver el seguimiento de los estudiantes.</w:t>
+                            </w:r>
+                          </w:p>
+                        </w:txbxContent>
+                      </wps:txbx>
+                      <wps:bodyPr rot="0" vert="horz" wrap="square" lIns="91440" tIns="45720" rIns="91440" bIns="45720" anchor="t" anchorCtr="0">
+                        <a:spAutoFit/>
+                      </wps:bodyPr>
+                    </wps:wsp>
+                  </a:graphicData>
+                </a:graphic>
+                <wp14:sizeRelH relativeFrom="margin">
+                  <wp14:pctWidth>40000</wp14:pctWidth>
+                </wp14:sizeRelH>
+                <wp14:sizeRelV relativeFrom="margin">
+                  <wp14:pctHeight>20000</wp14:pctHeight>
+                </wp14:sizeRelV>
+              </wp:anchor>
+            </w:drawing>
+          </mc:Choice>
+          <mc:Fallback>
+            <w:pict>
+              <v:shape w14:anchorId="2776DF1E" id="_x0000_s1034" type="#_x0000_t202" style="position:absolute;margin-left:264.55pt;margin-top:46.4pt;width:185.9pt;height:110.6pt;z-index:251671552;visibility:visible;mso-wrap-style:square;mso-width-percent:400;mso-height-percent:200;mso-wrap-distance-left:9pt;mso-wrap-distance-top:3.6pt;mso-wrap-distance-right:9pt;mso-wrap-distance-bottom:3.6pt;mso-position-horizontal:absolute;mso-position-horizontal-relative:text;mso-position-vertical:absolute;mso-position-vertical-relative:text;mso-width-percent:400;mso-height-percent:200;mso-width-relative:margin;mso-height-relative:margin;v-text-anchor:top" o:gfxdata="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" filled="f" stroked="f">
+                <v:textbox style="mso-fit-shape-to-text:t">
+                  <w:txbxContent>
+                    <w:p>
+                      <w:r>
+                        <w:t>En esta pantalla, el tutor de empresa accede al sistema con su usuario y contraseña para gestionar la información de los estudiantes que realiza prácticas en su empresa.</w:t>
+                      </w:r>
+                      <w:r>
+                        <w:br/>
+                        <w:t xml:space="preserve">Desde su panel podrá subir documentos, añadir evaluaciones y </w:t>
+                      </w:r>
+                      <w:r>
+                        <w:t>ver el seguimiento de los estudiantes.</w:t>
+                      </w:r>
+                    </w:p>
+                  </w:txbxContent>
+                </v:textbox>
+                <w10:wrap type="square"/>
+              </v:shape>
+            </w:pict>
+          </mc:Fallback>
+        </mc:AlternateContent>
+      </w:r>
+      <w:r>
+        <w:t xml:space="preserve">  </w:t>
       </w:r>
       <w:r>
         <w:rPr>
@@ -6202,6 +6679,9 @@
       </w:r>
       <w:r>
         <w:t xml:space="preserve"> </w:t>
+      </w:r>
+      <w:r>
+        <w:t xml:space="preserve">   </w:t>
       </w:r>
       <w:r>
         <w:rPr>
@@ -8044,7 +8524,6 @@
   <w:style w:type="character" w:default="1" w:styleId="Fuentedeprrafopredeter">
     <w:name w:val="Default Paragraph Font"/>
     <w:uiPriority w:val="1"/>
-    <w:semiHidden/>
     <w:unhideWhenUsed/>
   </w:style>
   <w:style w:type="table" w:default="1" w:styleId="Tablanormal">
@@ -8806,15 +9285,6 @@
 </file>
 
 <file path=customXml/item1.xml><?xml version="1.0" encoding="utf-8"?>
-<?mso-contentType ?>
-<FormTemplates xmlns="http://schemas.microsoft.com/sharepoint/v3/contenttype/forms">
-  <Display>DocumentLibraryForm</Display>
-  <Edit>DocumentLibraryForm</Edit>
-  <New>DocumentLibraryForm</New>
-</FormTemplates>
-</file>
-
-<file path=customXml/item2.xml><?xml version="1.0" encoding="utf-8"?>
 <ct:contentTypeSchema xmlns:ct="http://schemas.microsoft.com/office/2006/metadata/contentType" xmlns:ma="http://schemas.microsoft.com/office/2006/metadata/properties/metaAttributes" ct:_="" ma:_="" ma:contentTypeName="Documento" ma:contentTypeID="0x0101003E64B964EE86E94E88810388061E4AC8" ma:contentTypeVersion="3" ma:contentTypeDescription="Crear nuevo documento." ma:contentTypeScope="" ma:versionID="3c755de4efb81f0959f76dfe4f7a563c">
   <xsd:schema xmlns:xsd="http://www.w3.org/2001/XMLSchema" xmlns:xs="http://www.w3.org/2001/XMLSchema" xmlns:p="http://schemas.microsoft.com/office/2006/metadata/properties" xmlns:ns2="72982a07-b385-426f-8f99-a9bd2486cbec" targetNamespace="http://schemas.microsoft.com/office/2006/metadata/properties" ma:root="true" ma:fieldsID="5f645ab2d71ed821d1fb93c6441734aa" ns2:_="">
     <xsd:import namespace="72982a07-b385-426f-8f99-a9bd2486cbec"/>
@@ -8952,25 +9422,26 @@
 </ct:contentTypeSchema>
 </file>
 
-<file path=customXml/item3.xml><?xml version="1.0" encoding="utf-8"?>
-<b:Sources xmlns:b="http://schemas.openxmlformats.org/officeDocument/2006/bibliography" xmlns="http://schemas.openxmlformats.org/officeDocument/2006/bibliography" SelectedStyle="\APASixthEditionOfficeOnline.xsl" StyleName="APA" Version="6"/>
+<file path=customXml/item2.xml><?xml version="1.0" encoding="utf-8"?>
+<?mso-contentType ?>
+<FormTemplates xmlns="http://schemas.microsoft.com/sharepoint/v3/contenttype/forms">
+  <Display>DocumentLibraryForm</Display>
+  <Edit>DocumentLibraryForm</Edit>
+  <New>DocumentLibraryForm</New>
+</FormTemplates>
 </file>
 
-<file path=customXml/item4.xml><?xml version="1.0" encoding="utf-8"?>
+<file path=customXml/item3.xml><?xml version="1.0" encoding="utf-8"?>
 <p:properties xmlns:p="http://schemas.microsoft.com/office/2006/metadata/properties" xmlns:xsi="http://www.w3.org/2001/XMLSchema-instance" xmlns:pc="http://schemas.microsoft.com/office/infopath/2007/PartnerControls">
   <documentManagement/>
 </p:properties>
 </file>
 
-<file path=customXml/itemProps1.xml><?xml version="1.0" encoding="utf-8"?>
-<ds:datastoreItem xmlns:ds="http://schemas.openxmlformats.org/officeDocument/2006/customXml" ds:itemID="{480B8420-1B48-4D23-8D6E-64373AC5070B}">
-  <ds:schemaRefs>
-    <ds:schemaRef ds:uri="http://schemas.microsoft.com/sharepoint/v3/contenttype/forms"/>
-  </ds:schemaRefs>
-</ds:datastoreItem>
+<file path=customXml/item4.xml><?xml version="1.0" encoding="utf-8"?>
+<b:Sources xmlns:b="http://schemas.openxmlformats.org/officeDocument/2006/bibliography" xmlns="http://schemas.openxmlformats.org/officeDocument/2006/bibliography" SelectedStyle="\APASixthEditionOfficeOnline.xsl" StyleName="APA" Version="6"/>
 </file>
 
-<file path=customXml/itemProps2.xml><?xml version="1.0" encoding="utf-8"?>
+<file path=customXml/itemProps1.xml><?xml version="1.0" encoding="utf-8"?>
 <ds:datastoreItem xmlns:ds="http://schemas.openxmlformats.org/officeDocument/2006/customXml" ds:itemID="{CAB20FFE-1E23-4B58-9D76-1835AB7D3BED}">
   <ds:schemaRefs>
     <ds:schemaRef ds:uri="http://schemas.microsoft.com/office/2006/metadata/contentType"/>
@@ -8988,19 +9459,27 @@
 </ds:datastoreItem>
 </file>
 
-<file path=customXml/itemProps3.xml><?xml version="1.0" encoding="utf-8"?>
-<ds:datastoreItem xmlns:ds="http://schemas.openxmlformats.org/officeDocument/2006/customXml" ds:itemID="{453714F8-FBC3-4DCC-8DCB-89BB58DCF76F}">
+<file path=customXml/itemProps2.xml><?xml version="1.0" encoding="utf-8"?>
+<ds:datastoreItem xmlns:ds="http://schemas.openxmlformats.org/officeDocument/2006/customXml" ds:itemID="{480B8420-1B48-4D23-8D6E-64373AC5070B}">
   <ds:schemaRefs>
-    <ds:schemaRef ds:uri="http://schemas.openxmlformats.org/officeDocument/2006/bibliography"/>
+    <ds:schemaRef ds:uri="http://schemas.microsoft.com/sharepoint/v3/contenttype/forms"/>
   </ds:schemaRefs>
 </ds:datastoreItem>
 </file>
 
-<file path=customXml/itemProps4.xml><?xml version="1.0" encoding="utf-8"?>
+<file path=customXml/itemProps3.xml><?xml version="1.0" encoding="utf-8"?>
 <ds:datastoreItem xmlns:ds="http://schemas.openxmlformats.org/officeDocument/2006/customXml" ds:itemID="{7F0B1298-25D5-45B9-909D-DD837044A49E}">
   <ds:schemaRefs>
     <ds:schemaRef ds:uri="http://schemas.microsoft.com/office/2006/metadata/properties"/>
     <ds:schemaRef ds:uri="http://schemas.microsoft.com/office/infopath/2007/PartnerControls"/>
   </ds:schemaRefs>
 </ds:datastoreItem>
+</file>
+
+<file path=customXml/itemProps4.xml><?xml version="1.0" encoding="utf-8"?>
+<ds:datastoreItem xmlns:ds="http://schemas.openxmlformats.org/officeDocument/2006/customXml" ds:itemID="{453714F8-FBC3-4DCC-8DCB-89BB58DCF76F}">
+  <ds:schemaRefs>
+    <ds:schemaRef ds:uri="http://schemas.openxmlformats.org/officeDocument/2006/bibliography"/>
+  </ds:schemaRefs>
+</ds:datastoreItem>
 </file>